--- a/enonces/JUN_enonces.docx
+++ b/enonces/JUN_enonces.docx
@@ -4,7 +4,52 @@
   <w:body>
     <w:p>
       <w:pPr>
-        <w:spacing w:after="120" w:before="1200"/>
+        <w:spacing w:after="0"/>
+      </w:pPr>
+      <w:r>
+        <w:drawing>
+          <wp:inline distT="0" distB="0" distL="0" distR="0">
+            <wp:extent cx="1514475" cy="723900"/>
+            <wp:effectExtent t="0" r="0" b="0" l="0"/>
+            <wp:docPr id="1" name="logo" descr="Logo de l'EPHEC" title="EPHEC"/>
+            <wp:cNvGraphicFramePr>
+              <a:graphicFrameLocks xmlns:a="http://schemas.openxmlformats.org/drawingml/2006/main" noChangeAspect="1"/>
+            </wp:cNvGraphicFramePr>
+            <a:graphic xmlns:a="http://schemas.openxmlformats.org/drawingml/2006/main">
+              <a:graphicData uri="http://schemas.openxmlformats.org/drawingml/2006/picture">
+                <pic:pic xmlns:pic="http://schemas.openxmlformats.org/drawingml/2006/picture">
+                  <pic:nvPicPr>
+                    <pic:cNvPr id="0" name="" descr=""/>
+                    <pic:cNvPicPr>
+                      <a:picLocks noChangeAspect="1" noChangeArrowheads="1"/>
+                    </pic:cNvPicPr>
+                  </pic:nvPicPr>
+                  <pic:blipFill>
+                    <a:blip r:embed="rId7" cstate="none"/>
+                    <a:srcRect/>
+                    <a:stretch>
+                      <a:fillRect/>
+                    </a:stretch>
+                  </pic:blipFill>
+                  <pic:spPr bwMode="auto">
+                    <a:xfrm>
+                      <a:off x="0" y="0"/>
+                      <a:ext cx="1514475" cy="723900"/>
+                    </a:xfrm>
+                    <a:prstGeom prst="rect">
+                      <a:avLst/>
+                    </a:prstGeom>
+                  </pic:spPr>
+                </pic:pic>
+              </a:graphicData>
+            </a:graphic>
+          </wp:inline>
+        </w:drawing>
+      </w:r>
+    </w:p>
+    <w:p>
+      <w:pPr>
+        <w:spacing w:after="120" w:before="700"/>
         <w:jc w:val="center"/>
       </w:pPr>
       <w:r>
@@ -64,6 +109,7 @@
     </w:p>
     <w:p>
       <w:pPr>
+        <w:keepNext w:val="false"/>
         <w:spacing w:after="120"/>
         <w:jc w:val="center"/>
       </w:pPr>
@@ -78,6 +124,7 @@
     </w:p>
     <w:p>
       <w:pPr>
+        <w:keepNext w:val="false"/>
         <w:spacing w:after="120"/>
         <w:jc w:val="center"/>
       </w:pPr>
@@ -117,32 +164,736 @@
         <w:t xml:space="preserve">Comment travailler ces exercices</w:t>
       </w:r>
     </w:p>
+    <w:tbl>
+      <w:tblPr>
+        <w:tblW w:type="dxa" w:w="9360"/>
+        <w:tblBorders>
+          <w:top w:val="single" w:color="BFBFBF" w:sz="2"/>
+          <w:left w:val="single" w:color="BFBFBF" w:sz="2"/>
+          <w:bottom w:val="single" w:color="BFBFBF" w:sz="2"/>
+          <w:right w:val="single" w:color="BFBFBF" w:sz="2"/>
+          <w:insideH w:val="none"/>
+          <w:insideV w:val="none"/>
+        </w:tblBorders>
+      </w:tblPr>
+      <w:tblGrid>
+        <w:gridCol w:w="9360"/>
+      </w:tblGrid>
+      <w:tr>
+        <w:trPr>
+          <w:cantSplit/>
+        </w:trPr>
+        <w:tc>
+          <w:tcPr>
+            <w:tcW w:type="dxa" w:w="9360"/>
+            <w:shd w:fill="F2F2F2" w:val="clear"/>
+            <w:tcMar>
+              <w:top w:type="dxa" w:w="140"/>
+              <w:left w:type="dxa" w:w="180"/>
+              <w:bottom w:type="dxa" w:w="140"/>
+              <w:right w:type="dxa" w:w="180"/>
+            </w:tcMar>
+          </w:tcPr>
+          <w:p>
+            <w:pPr>
+              <w:keepNext/>
+              <w:spacing w:after="100" w:before="0"/>
+            </w:pPr>
+            <w:r>
+              <w:rPr>
+                <w:sz w:val="22"/>
+                <w:szCs w:val="22"/>
+              </w:rPr>
+              <w:t xml:space="preserve">Les exercices de ce thème se trouvent tous dans </w:t>
+            </w:r>
+            <w:r>
+              <w:rPr>
+                <w:rFonts w:ascii="Consolas" w:hAnsi="Consolas" w:cs="Consolas"/>
+                <w:color w:val="E97132" w:themeColor="accent2"/>
+                <w:sz w:val="18"/>
+                <w:szCs w:val="18"/>
+              </w:rPr>
+              <w:t xml:space="preserve">be.ephec.java.jun</w:t>
+            </w:r>
+            <w:r>
+              <w:rPr>
+                <w:sz w:val="22"/>
+                <w:szCs w:val="22"/>
+              </w:rPr>
+              <w:t xml:space="preserve">, chacun dans un sous-package.</w:t>
+            </w:r>
+          </w:p>
+          <w:p>
+            <w:pPr>
+              <w:keepNext/>
+              <w:spacing w:after="100" w:before="0"/>
+            </w:pPr>
+            <w:r>
+              <w:rPr>
+                <w:b/>
+                <w:bCs/>
+                <w:sz w:val="22"/>
+                <w:szCs w:val="22"/>
+              </w:rPr>
+              <w:t xml:space="preserve">Chaque exercice est autonome. </w:t>
+            </w:r>
+            <w:r>
+              <w:rPr>
+                <w:sz w:val="22"/>
+                <w:szCs w:val="22"/>
+              </w:rPr>
+              <w:t xml:space="preserve">Son package contient tout ce dont il a besoin et n'importe jamais une classe d'un autre exercice. </w:t>
+            </w:r>
+            <w:r>
+              <w:rPr>
+                <w:sz w:val="22"/>
+                <w:szCs w:val="22"/>
+              </w:rPr>
+              <w:t xml:space="preserve">Quand un exercice reprend une classe d'un exercice précédent, vous partez d'une copie : </w:t>
+            </w:r>
+            <w:r>
+              <w:rPr>
+                <w:sz w:val="22"/>
+                <w:szCs w:val="22"/>
+              </w:rPr>
+              <w:t xml:space="preserve">vous pouvez donc en rater un sans être bloqué pour la suite.</w:t>
+            </w:r>
+          </w:p>
+          <w:p>
+            <w:pPr>
+              <w:keepNext/>
+              <w:spacing w:after="100" w:before="0"/>
+            </w:pPr>
+            <w:r>
+              <w:rPr>
+                <w:b/>
+                <w:bCs/>
+                <w:sz w:val="22"/>
+                <w:szCs w:val="22"/>
+              </w:rPr>
+              <w:t xml:space="preserve">Comment lancer les tests, comment lire un test vert, pourquoi laisser votre code compilable : </w:t>
+            </w:r>
+            <w:r>
+              <w:rPr>
+                <w:sz w:val="22"/>
+                <w:szCs w:val="22"/>
+              </w:rPr>
+              <w:t xml:space="preserve">tout cela est commun à tous les thèmes et se trouve dans un document à part, </w:t>
+            </w:r>
+            <w:r>
+              <w:rPr>
+                <w:rFonts w:ascii="Consolas" w:hAnsi="Consolas" w:cs="Consolas"/>
+                <w:color w:val="E97132" w:themeColor="accent2"/>
+                <w:sz w:val="18"/>
+                <w:szCs w:val="18"/>
+              </w:rPr>
+              <w:t xml:space="preserve">Memento_Exercices.docx</w:t>
+            </w:r>
+            <w:r>
+              <w:rPr>
+                <w:sz w:val="22"/>
+                <w:szCs w:val="22"/>
+              </w:rPr>
+              <w:t xml:space="preserve">. Lisez-le une fois en début d'année.</w:t>
+            </w:r>
+          </w:p>
+          <w:p>
+            <w:pPr>
+              <w:keepNext/>
+              <w:spacing w:after="60" w:before="120"/>
+            </w:pPr>
+            <w:r>
+              <w:rPr>
+                <w:b/>
+                <w:bCs/>
+                <w:sz w:val="22"/>
+                <w:szCs w:val="22"/>
+              </w:rPr>
+              <w:t xml:space="preserve">Comment se lit un exercice</w:t>
+            </w:r>
+          </w:p>
+          <w:p>
+            <w:pPr>
+              <w:keepNext/>
+              <w:spacing w:after="100" w:before="0"/>
+            </w:pPr>
+            <w:r>
+              <w:rPr>
+                <w:sz w:val="22"/>
+                <w:szCs w:val="22"/>
+              </w:rPr>
+              <w:t xml:space="preserve">Chaque exercice suit la même structure. Toutes les sections ne figurent pas dans tous les exercices.</w:t>
+            </w:r>
+          </w:p>
+          <w:tbl>
+            <w:tblPr>
+              <w:tblW w:type="dxa" w:w="8880"/>
+              <w:tblBorders>
+                <w:top w:val="single" w:color="auto" w:sz="4"/>
+                <w:left w:val="single" w:color="auto" w:sz="4"/>
+                <w:bottom w:val="single" w:color="auto" w:sz="4"/>
+                <w:right w:val="single" w:color="auto" w:sz="4"/>
+                <w:insideH w:val="single" w:color="auto" w:sz="4"/>
+                <w:insideV w:val="single" w:color="auto" w:sz="4"/>
+              </w:tblBorders>
+            </w:tblPr>
+            <w:tblGrid>
+              <w:gridCol w:w="2500"/>
+              <w:gridCol w:w="6380"/>
+            </w:tblGrid>
+            <w:tr>
+              <w:trPr>
+                <w:tblHeader/>
+              </w:trPr>
+              <w:tc>
+                <w:tcPr>
+                  <w:tcW w:type="dxa" w:w="2500"/>
+                  <w:shd w:fill="D9D9D9" w:val="clear"/>
+                  <w:tcMar>
+                    <w:top w:type="dxa" w:w="50"/>
+                    <w:left w:type="dxa" w:w="100"/>
+                    <w:bottom w:type="dxa" w:w="50"/>
+                    <w:right w:type="dxa" w:w="100"/>
+                  </w:tcMar>
+                </w:tcPr>
+                <w:p>
+                  <w:pPr>
+                    <w:spacing w:after="0"/>
+                  </w:pPr>
+                  <w:r>
+                    <w:rPr>
+                      <w:b/>
+                      <w:bCs/>
+                      <w:sz w:val="20"/>
+                      <w:szCs w:val="20"/>
+                    </w:rPr>
+                    <w:t xml:space="preserve">Section</w:t>
+                  </w:r>
+                </w:p>
+              </w:tc>
+              <w:tc>
+                <w:tcPr>
+                  <w:tcW w:type="dxa" w:w="6380"/>
+                  <w:shd w:fill="D9D9D9" w:val="clear"/>
+                  <w:tcMar>
+                    <w:top w:type="dxa" w:w="50"/>
+                    <w:left w:type="dxa" w:w="100"/>
+                    <w:bottom w:type="dxa" w:w="50"/>
+                    <w:right w:type="dxa" w:w="100"/>
+                  </w:tcMar>
+                </w:tcPr>
+                <w:p>
+                  <w:pPr>
+                    <w:spacing w:after="0"/>
+                  </w:pPr>
+                  <w:r>
+                    <w:rPr>
+                      <w:b/>
+                      <w:bCs/>
+                      <w:sz w:val="20"/>
+                      <w:szCs w:val="20"/>
+                    </w:rPr>
+                    <w:t xml:space="preserve">Ce qu'elle vous apporte</w:t>
+                  </w:r>
+                </w:p>
+              </w:tc>
+            </w:tr>
+            <w:tr>
+              <w:trPr>
+                <w:cantSplit/>
+              </w:trPr>
+              <w:tc>
+                <w:tcPr>
+                  <w:tcW w:type="dxa" w:w="2500"/>
+                  <w:shd w:fill="FFFFFF" w:val="clear"/>
+                  <w:tcMar>
+                    <w:top w:type="dxa" w:w="50"/>
+                    <w:left w:type="dxa" w:w="100"/>
+                    <w:bottom w:type="dxa" w:w="50"/>
+                    <w:right w:type="dxa" w:w="100"/>
+                  </w:tcMar>
+                </w:tcPr>
+                <w:p>
+                  <w:pPr>
+                    <w:spacing w:after="0"/>
+                  </w:pPr>
+                  <w:r>
+                    <w:rPr>
+                      <w:b/>
+                      <w:bCs/>
+                      <w:sz w:val="20"/>
+                      <w:szCs w:val="20"/>
+                    </w:rPr>
+                    <w:t xml:space="preserve">Objectif</w:t>
+                  </w:r>
+                </w:p>
+              </w:tc>
+              <w:tc>
+                <w:tcPr>
+                  <w:tcW w:type="dxa" w:w="6380"/>
+                  <w:shd w:fill="FFFFFF" w:val="clear"/>
+                  <w:tcMar>
+                    <w:top w:type="dxa" w:w="50"/>
+                    <w:left w:type="dxa" w:w="100"/>
+                    <w:bottom w:type="dxa" w:w="50"/>
+                    <w:right w:type="dxa" w:w="100"/>
+                  </w:tcMar>
+                </w:tcPr>
+                <w:p>
+                  <w:pPr>
+                    <w:spacing w:after="0"/>
+                  </w:pPr>
+                  <w:r>
+                    <w:rPr>
+                      <w:sz w:val="20"/>
+                      <w:szCs w:val="20"/>
+                    </w:rPr>
+                    <w:t xml:space="preserve">Ce que l'exercice vous fait pratiquer, en une ou deux phrases.</w:t>
+                  </w:r>
+                </w:p>
+              </w:tc>
+            </w:tr>
+            <w:tr>
+              <w:trPr>
+                <w:cantSplit/>
+              </w:trPr>
+              <w:tc>
+                <w:tcPr>
+                  <w:tcW w:type="dxa" w:w="2500"/>
+                  <w:shd w:fill="FFFFFF" w:val="clear"/>
+                  <w:tcMar>
+                    <w:top w:type="dxa" w:w="50"/>
+                    <w:left w:type="dxa" w:w="100"/>
+                    <w:bottom w:type="dxa" w:w="50"/>
+                    <w:right w:type="dxa" w:w="100"/>
+                  </w:tcMar>
+                </w:tcPr>
+                <w:p>
+                  <w:pPr>
+                    <w:spacing w:after="0"/>
+                  </w:pPr>
+                  <w:r>
+                    <w:rPr>
+                      <w:b/>
+                      <w:bCs/>
+                      <w:sz w:val="20"/>
+                      <w:szCs w:val="20"/>
+                    </w:rPr>
+                    <w:t xml:space="preserve">Contexte</w:t>
+                  </w:r>
+                </w:p>
+              </w:tc>
+              <w:tc>
+                <w:tcPr>
+                  <w:tcW w:type="dxa" w:w="6380"/>
+                  <w:shd w:fill="FFFFFF" w:val="clear"/>
+                  <w:tcMar>
+                    <w:top w:type="dxa" w:w="50"/>
+                    <w:left w:type="dxa" w:w="100"/>
+                    <w:bottom w:type="dxa" w:w="50"/>
+                    <w:right w:type="dxa" w:w="100"/>
+                  </w:tcMar>
+                </w:tcPr>
+                <w:p>
+                  <w:pPr>
+                    <w:spacing w:after="0"/>
+                  </w:pPr>
+                  <w:r>
+                    <w:rPr>
+                      <w:sz w:val="20"/>
+                      <w:szCs w:val="20"/>
+                    </w:rPr>
+                    <w:t xml:space="preserve">Facultatif. La situation ou le rappel qui éclaire l'énoncé.</w:t>
+                  </w:r>
+                </w:p>
+              </w:tc>
+            </w:tr>
+            <w:tr>
+              <w:trPr>
+                <w:cantSplit/>
+              </w:trPr>
+              <w:tc>
+                <w:tcPr>
+                  <w:tcW w:type="dxa" w:w="2500"/>
+                  <w:shd w:fill="FFFFFF" w:val="clear"/>
+                  <w:tcMar>
+                    <w:top w:type="dxa" w:w="50"/>
+                    <w:left w:type="dxa" w:w="100"/>
+                    <w:bottom w:type="dxa" w:w="50"/>
+                    <w:right w:type="dxa" w:w="100"/>
+                  </w:tcMar>
+                </w:tcPr>
+                <w:p>
+                  <w:pPr>
+                    <w:spacing w:after="0"/>
+                  </w:pPr>
+                  <w:r>
+                    <w:rPr>
+                      <w:b/>
+                      <w:bCs/>
+                      <w:sz w:val="20"/>
+                      <w:szCs w:val="20"/>
+                    </w:rPr>
+                    <w:t xml:space="preserve">Énoncé</w:t>
+                  </w:r>
+                </w:p>
+              </w:tc>
+              <w:tc>
+                <w:tcPr>
+                  <w:tcW w:type="dxa" w:w="6380"/>
+                  <w:shd w:fill="FFFFFF" w:val="clear"/>
+                  <w:tcMar>
+                    <w:top w:type="dxa" w:w="50"/>
+                    <w:left w:type="dxa" w:w="100"/>
+                    <w:bottom w:type="dxa" w:w="50"/>
+                    <w:right w:type="dxa" w:w="100"/>
+                  </w:tcMar>
+                </w:tcPr>
+                <w:p>
+                  <w:pPr>
+                    <w:spacing w:after="0"/>
+                  </w:pPr>
+                  <w:r>
+                    <w:rPr>
+                      <w:sz w:val="20"/>
+                      <w:szCs w:val="20"/>
+                    </w:rPr>
+                    <w:t xml:space="preserve">Ce qu'il faut écrire. Un énoncé long est parfois découpé en deux parties.</w:t>
+                  </w:r>
+                </w:p>
+              </w:tc>
+            </w:tr>
+            <w:tr>
+              <w:trPr>
+                <w:cantSplit/>
+              </w:trPr>
+              <w:tc>
+                <w:tcPr>
+                  <w:tcW w:type="dxa" w:w="2500"/>
+                  <w:shd w:fill="FFFFFF" w:val="clear"/>
+                  <w:tcMar>
+                    <w:top w:type="dxa" w:w="50"/>
+                    <w:left w:type="dxa" w:w="100"/>
+                    <w:bottom w:type="dxa" w:w="50"/>
+                    <w:right w:type="dxa" w:w="100"/>
+                  </w:tcMar>
+                </w:tcPr>
+                <w:p>
+                  <w:pPr>
+                    <w:spacing w:after="0"/>
+                  </w:pPr>
+                  <w:r>
+                    <w:rPr>
+                      <w:b/>
+                      <w:bCs/>
+                      <w:sz w:val="20"/>
+                      <w:szCs w:val="20"/>
+                    </w:rPr>
+                    <w:t xml:space="preserve">Spécifications à respecter</w:t>
+                  </w:r>
+                </w:p>
+              </w:tc>
+              <w:tc>
+                <w:tcPr>
+                  <w:tcW w:type="dxa" w:w="6380"/>
+                  <w:shd w:fill="FFFFFF" w:val="clear"/>
+                  <w:tcMar>
+                    <w:top w:type="dxa" w:w="50"/>
+                    <w:left w:type="dxa" w:w="100"/>
+                    <w:bottom w:type="dxa" w:w="50"/>
+                    <w:right w:type="dxa" w:w="100"/>
+                  </w:tcMar>
+                </w:tcPr>
+                <w:p>
+                  <w:pPr>
+                    <w:spacing w:after="0"/>
+                  </w:pPr>
+                  <w:r>
+                    <w:rPr>
+                      <w:sz w:val="20"/>
+                      <w:szCs w:val="20"/>
+                    </w:rPr>
+                    <w:t xml:space="preserve">Les noms, les signatures et les comportements imposés. Les tests s'appuient dessus : respectez-les à la lettre.</w:t>
+                  </w:r>
+                </w:p>
+              </w:tc>
+            </w:tr>
+            <w:tr>
+              <w:trPr>
+                <w:cantSplit/>
+              </w:trPr>
+              <w:tc>
+                <w:tcPr>
+                  <w:tcW w:type="dxa" w:w="2500"/>
+                  <w:shd w:fill="FFFFFF" w:val="clear"/>
+                  <w:tcMar>
+                    <w:top w:type="dxa" w:w="50"/>
+                    <w:left w:type="dxa" w:w="100"/>
+                    <w:bottom w:type="dxa" w:w="50"/>
+                    <w:right w:type="dxa" w:w="100"/>
+                  </w:tcMar>
+                </w:tcPr>
+                <w:p>
+                  <w:pPr>
+                    <w:spacing w:after="0"/>
+                  </w:pPr>
+                  <w:r>
+                    <w:rPr>
+                      <w:b/>
+                      <w:bCs/>
+                      <w:sz w:val="20"/>
+                      <w:szCs w:val="20"/>
+                    </w:rPr>
+                    <w:t xml:space="preserve">Ce qui vous est fourni</w:t>
+                  </w:r>
+                </w:p>
+              </w:tc>
+              <w:tc>
+                <w:tcPr>
+                  <w:tcW w:type="dxa" w:w="6380"/>
+                  <w:shd w:fill="FFFFFF" w:val="clear"/>
+                  <w:tcMar>
+                    <w:top w:type="dxa" w:w="50"/>
+                    <w:left w:type="dxa" w:w="100"/>
+                    <w:bottom w:type="dxa" w:w="50"/>
+                    <w:right w:type="dxa" w:w="100"/>
+                  </w:tcMar>
+                </w:tcPr>
+                <w:p>
+                  <w:pPr>
+                    <w:spacing w:after="0"/>
+                  </w:pPr>
+                  <w:r>
+                    <w:rPr>
+                      <w:sz w:val="20"/>
+                      <w:szCs w:val="20"/>
+                    </w:rPr>
+                    <w:t xml:space="preserve">Les classes déjà écrites que vous trouverez dans le package de l'exercice.</w:t>
+                  </w:r>
+                </w:p>
+              </w:tc>
+            </w:tr>
+            <w:tr>
+              <w:trPr>
+                <w:cantSplit/>
+              </w:trPr>
+              <w:tc>
+                <w:tcPr>
+                  <w:tcW w:type="dxa" w:w="2500"/>
+                  <w:shd w:fill="FFFFFF" w:val="clear"/>
+                  <w:tcMar>
+                    <w:top w:type="dxa" w:w="50"/>
+                    <w:left w:type="dxa" w:w="100"/>
+                    <w:bottom w:type="dxa" w:w="50"/>
+                    <w:right w:type="dxa" w:w="100"/>
+                  </w:tcMar>
+                </w:tcPr>
+                <w:p>
+                  <w:pPr>
+                    <w:spacing w:after="0"/>
+                  </w:pPr>
+                  <w:r>
+                    <w:rPr>
+                      <w:b/>
+                      <w:bCs/>
+                      <w:sz w:val="20"/>
+                      <w:szCs w:val="20"/>
+                    </w:rPr>
+                    <w:t xml:space="preserve">Exemples attendus</w:t>
+                  </w:r>
+                </w:p>
+              </w:tc>
+              <w:tc>
+                <w:tcPr>
+                  <w:tcW w:type="dxa" w:w="6380"/>
+                  <w:shd w:fill="FFFFFF" w:val="clear"/>
+                  <w:tcMar>
+                    <w:top w:type="dxa" w:w="50"/>
+                    <w:left w:type="dxa" w:w="100"/>
+                    <w:bottom w:type="dxa" w:w="50"/>
+                    <w:right w:type="dxa" w:w="100"/>
+                  </w:tcMar>
+                </w:tcPr>
+                <w:p>
+                  <w:pPr>
+                    <w:spacing w:after="0"/>
+                  </w:pPr>
+                  <w:r>
+                    <w:rPr>
+                      <w:sz w:val="20"/>
+                      <w:szCs w:val="20"/>
+                    </w:rPr>
+                    <w:t xml:space="preserve">Des valeurs d'entrée et les résultats qu'elles doivent produire.</w:t>
+                  </w:r>
+                </w:p>
+              </w:tc>
+            </w:tr>
+            <w:tr>
+              <w:trPr>
+                <w:cantSplit/>
+              </w:trPr>
+              <w:tc>
+                <w:tcPr>
+                  <w:tcW w:type="dxa" w:w="2500"/>
+                  <w:shd w:fill="FFFFFF" w:val="clear"/>
+                  <w:tcMar>
+                    <w:top w:type="dxa" w:w="50"/>
+                    <w:left w:type="dxa" w:w="100"/>
+                    <w:bottom w:type="dxa" w:w="50"/>
+                    <w:right w:type="dxa" w:w="100"/>
+                  </w:tcMar>
+                </w:tcPr>
+                <w:p>
+                  <w:pPr>
+                    <w:spacing w:after="0"/>
+                  </w:pPr>
+                  <w:r>
+                    <w:rPr>
+                      <w:b/>
+                      <w:bCs/>
+                      <w:sz w:val="20"/>
+                      <w:szCs w:val="20"/>
+                    </w:rPr>
+                    <w:t xml:space="preserve">Comment vérifier votre code</w:t>
+                  </w:r>
+                </w:p>
+              </w:tc>
+              <w:tc>
+                <w:tcPr>
+                  <w:tcW w:type="dxa" w:w="6380"/>
+                  <w:shd w:fill="FFFFFF" w:val="clear"/>
+                  <w:tcMar>
+                    <w:top w:type="dxa" w:w="50"/>
+                    <w:left w:type="dxa" w:w="100"/>
+                    <w:bottom w:type="dxa" w:w="50"/>
+                    <w:right w:type="dxa" w:w="100"/>
+                  </w:tcMar>
+                </w:tcPr>
+                <w:p>
+                  <w:pPr>
+                    <w:spacing w:after="0"/>
+                  </w:pPr>
+                  <w:r>
+                    <w:rPr>
+                      <w:sz w:val="20"/>
+                      <w:szCs w:val="20"/>
+                    </w:rPr>
+                    <w:t xml:space="preserve">La classe de test à lancer et ce qu'elle contrôle. Tant qu'elle n'est pas entièrement verte, l'exercice n'est pas terminé.</w:t>
+                  </w:r>
+                </w:p>
+              </w:tc>
+            </w:tr>
+            <w:tr>
+              <w:trPr>
+                <w:cantSplit/>
+              </w:trPr>
+              <w:tc>
+                <w:tcPr>
+                  <w:tcW w:type="dxa" w:w="2500"/>
+                  <w:shd w:fill="FFFFFF" w:val="clear"/>
+                  <w:tcMar>
+                    <w:top w:type="dxa" w:w="50"/>
+                    <w:left w:type="dxa" w:w="100"/>
+                    <w:bottom w:type="dxa" w:w="50"/>
+                    <w:right w:type="dxa" w:w="100"/>
+                  </w:tcMar>
+                </w:tcPr>
+                <w:p>
+                  <w:pPr>
+                    <w:spacing w:after="0"/>
+                  </w:pPr>
+                  <w:r>
+                    <w:rPr>
+                      <w:b/>
+                      <w:bCs/>
+                      <w:sz w:val="20"/>
+                      <w:szCs w:val="20"/>
+                    </w:rPr>
+                    <w:t xml:space="preserve">Questions à se poser</w:t>
+                  </w:r>
+                </w:p>
+              </w:tc>
+              <w:tc>
+                <w:tcPr>
+                  <w:tcW w:type="dxa" w:w="6380"/>
+                  <w:shd w:fill="FFFFFF" w:val="clear"/>
+                  <w:tcMar>
+                    <w:top w:type="dxa" w:w="50"/>
+                    <w:left w:type="dxa" w:w="100"/>
+                    <w:bottom w:type="dxa" w:w="50"/>
+                    <w:right w:type="dxa" w:w="100"/>
+                  </w:tcMar>
+                </w:tcPr>
+                <w:p>
+                  <w:pPr>
+                    <w:spacing w:after="0"/>
+                  </w:pPr>
+                  <w:r>
+                    <w:rPr>
+                      <w:sz w:val="20"/>
+                      <w:szCs w:val="20"/>
+                    </w:rPr>
+                    <w:t xml:space="preserve">Des questions pour prendre du recul une fois l'exercice réussi. Il n'y a rien à rendre : ce sont elles qui fixent ce que vous avez appris.</w:t>
+                  </w:r>
+                </w:p>
+              </w:tc>
+            </w:tr>
+          </w:tbl>
+          <w:p>
+            <w:pPr>
+              <w:keepNext/>
+              <w:spacing w:after="0" w:before="120"/>
+            </w:pPr>
+            <w:r>
+              <w:rPr>
+                <w:sz w:val="22"/>
+                <w:szCs w:val="22"/>
+              </w:rPr>
+              <w:t xml:space="preserve">D'autres titres apparaissent ponctuellement : un piège à connaître, une remarque, un rappel. </w:t>
+            </w:r>
+            <w:r>
+              <w:rPr>
+                <w:sz w:val="22"/>
+                <w:szCs w:val="22"/>
+              </w:rPr>
+              <w:t xml:space="preserve">Ce sont des encarts propres à l'exercice, à lire avant de commencer.</w:t>
+            </w:r>
+          </w:p>
+        </w:tc>
+      </w:tr>
+    </w:tbl>
     <w:p>
       <w:pPr>
         <w:spacing w:after="120"/>
       </w:pPr>
-      <w:r>
-        <w:rPr>
-          <w:sz w:val="22"/>
-          <w:szCs w:val="22"/>
-        </w:rPr>
-        <w:t xml:space="preserve">Les exercices de ce thème vivent sous </w:t>
-      </w:r>
-      <w:r>
-        <w:rPr>
-          <w:rFonts w:ascii="Consolas" w:cs="Consolas" w:eastAsia="Consolas" w:hAnsi="Consolas"/>
-          <w:color w:val="8B2500"/>
-          <w:sz w:val="22"/>
-          <w:szCs w:val="22"/>
-        </w:rPr>
-        <w:t xml:space="preserve">be.ephec.java.jun</w:t>
-      </w:r>
-      <w:r>
-        <w:rPr>
-          <w:sz w:val="22"/>
-          <w:szCs w:val="22"/>
-        </w:rPr>
-        <w:t xml:space="preserve">, un sous-package par exercice.</w:t>
+    </w:p>
+    <w:p>
+      <w:pPr>
+        <w:keepNext/>
+        <w:spacing w:after="120"/>
+      </w:pPr>
+      <w:r>
+        <w:rPr>
+          <w:sz w:val="22"/>
+          <w:szCs w:val="22"/>
+        </w:rPr>
+        <w:t xml:space="preserve">Les exercices du thème. Leurs codes sont </w:t>
+      </w:r>
+      <w:r>
+        <w:rPr>
+          <w:b/>
+          <w:bCs/>
+          <w:sz w:val="22"/>
+          <w:szCs w:val="22"/>
+        </w:rPr>
+        <w:t xml:space="preserve">cliquables</w:t>
+      </w:r>
+      <w:r>
+        <w:rPr>
+          <w:sz w:val="22"/>
+          <w:szCs w:val="22"/>
+        </w:rPr>
+        <w:t xml:space="preserve"> : ils mènent directement à l'exercice.</w:t>
       </w:r>
     </w:p>
     <w:tbl>
@@ -293,7 +1044,8 @@
             </w:pPr>
             <w:r>
               <w:rPr>
-                <w:rFonts w:ascii="Consolas" w:cs="Consolas" w:eastAsia="Consolas" w:hAnsi="Consolas"/>
+                <w:rFonts w:ascii="Consolas" w:hAnsi="Consolas" w:cs="Consolas"/>
+                <w:color w:val="E97132" w:themeColor="accent2"/>
                 <w:sz w:val="18"/>
                 <w:szCs w:val="18"/>
               </w:rPr>
@@ -373,7 +1125,8 @@
             </w:pPr>
             <w:r>
               <w:rPr>
-                <w:rFonts w:ascii="Consolas" w:cs="Consolas" w:eastAsia="Consolas" w:hAnsi="Consolas"/>
+                <w:rFonts w:ascii="Consolas" w:hAnsi="Consolas" w:cs="Consolas"/>
+                <w:color w:val="E97132" w:themeColor="accent2"/>
                 <w:sz w:val="18"/>
                 <w:szCs w:val="18"/>
               </w:rPr>
@@ -453,7 +1206,8 @@
             </w:pPr>
             <w:r>
               <w:rPr>
-                <w:rFonts w:ascii="Consolas" w:cs="Consolas" w:eastAsia="Consolas" w:hAnsi="Consolas"/>
+                <w:rFonts w:ascii="Consolas" w:hAnsi="Consolas" w:cs="Consolas"/>
+                <w:color w:val="E97132" w:themeColor="accent2"/>
                 <w:sz w:val="18"/>
                 <w:szCs w:val="18"/>
               </w:rPr>
@@ -488,92 +1242,6 @@
     </w:tbl>
     <w:p>
       <w:pPr>
-        <w:spacing w:after="120"/>
-      </w:pPr>
-      <w:r>
-        <w:rPr>
-          <w:b/>
-          <w:bCs/>
-          <w:sz w:val="22"/>
-          <w:szCs w:val="22"/>
-        </w:rPr>
-        <w:t xml:space="preserve">Chaque exercice est autonome. </w:t>
-      </w:r>
-      <w:r>
-        <w:rPr>
-          <w:sz w:val="22"/>
-          <w:szCs w:val="22"/>
-        </w:rPr>
-        <w:t xml:space="preserve">Son package contient tout ce dont il a besoin et n'importe jamais une classe d'un autre exercice.</w:t>
-      </w:r>
-    </w:p>
-    <w:p>
-      <w:pPr>
-        <w:spacing w:after="120"/>
-      </w:pPr>
-      <w:r>
-        <w:rPr>
-          <w:b/>
-          <w:bCs/>
-          <w:sz w:val="22"/>
-          <w:szCs w:val="22"/>
-        </w:rPr>
-        <w:t xml:space="preserve">Comment lancer les tests, comment lire un test vert, pourquoi laisser votre code compilable : </w:t>
-      </w:r>
-      <w:r>
-        <w:rPr>
-          <w:sz w:val="22"/>
-          <w:szCs w:val="22"/>
-        </w:rPr>
-        <w:t xml:space="preserve">tout cela est commun aux quinze thèmes, et vit dans un document à part — </w:t>
-      </w:r>
-      <w:r>
-        <w:rPr>
-          <w:rFonts w:ascii="Consolas" w:cs="Consolas" w:eastAsia="Consolas" w:hAnsi="Consolas"/>
-          <w:color w:val="8B2500"/>
-          <w:sz w:val="22"/>
-          <w:szCs w:val="22"/>
-        </w:rPr>
-        <w:t xml:space="preserve">Memento_Exercices.docx</w:t>
-      </w:r>
-      <w:r>
-        <w:rPr>
-          <w:sz w:val="22"/>
-          <w:szCs w:val="22"/>
-        </w:rPr>
-        <w:t xml:space="preserve">. Lisez-le une fois en début d'année.</w:t>
-      </w:r>
-    </w:p>
-    <w:p>
-      <w:pPr>
-        <w:spacing w:after="120"/>
-      </w:pPr>
-      <w:r>
-        <w:rPr>
-          <w:sz w:val="22"/>
-          <w:szCs w:val="22"/>
-        </w:rPr>
-        <w:t xml:space="preserve">Ce fascicule-ci ne parle que de son thème. Les codes du tableau ci-dessus sont </w:t>
-      </w:r>
-      <w:r>
-        <w:rPr>
-          <w:b/>
-          <w:bCs/>
-          <w:sz w:val="22"/>
-          <w:szCs w:val="22"/>
-        </w:rPr>
-        <w:t xml:space="preserve">cliquables</w:t>
-      </w:r>
-      <w:r>
-        <w:rPr>
-          <w:sz w:val="22"/>
-          <w:szCs w:val="22"/>
-        </w:rPr>
-        <w:t xml:space="preserve"> : ils mènent directement à l'exercice.</w:t>
-      </w:r>
-    </w:p>
-    <w:p>
-      <w:pPr>
         <w:pStyle w:val="Heading2"/>
         <w:keepNext/>
         <w:spacing w:after="100" w:before="240"/>
@@ -591,6 +1259,7 @@
     </w:p>
     <w:p>
       <w:pPr>
+        <w:keepNext w:val="false"/>
         <w:spacing w:after="120"/>
       </w:pPr>
       <w:r>
@@ -603,6 +1272,7 @@
     </w:p>
     <w:p>
       <w:pPr>
+        <w:keepNext w:val="false"/>
         <w:spacing w:after="120"/>
       </w:pPr>
       <w:r>
@@ -628,10 +1298,10 @@
       </w:r>
       <w:r>
         <w:rPr>
-          <w:rFonts w:ascii="Consolas" w:cs="Consolas" w:eastAsia="Consolas" w:hAnsi="Consolas"/>
-          <w:color w:val="8B2500"/>
-          <w:sz w:val="22"/>
-          <w:szCs w:val="22"/>
+          <w:rFonts w:ascii="Consolas" w:hAnsi="Consolas" w:cs="Consolas"/>
+          <w:color w:val="E97132" w:themeColor="accent2"/>
+          <w:sz w:val="18"/>
+          <w:szCs w:val="18"/>
         </w:rPr>
         <w:t xml:space="preserve">JUN.1</w:t>
       </w:r>
@@ -644,10 +1314,10 @@
       </w:r>
       <w:r>
         <w:rPr>
-          <w:rFonts w:ascii="Consolas" w:cs="Consolas" w:eastAsia="Consolas" w:hAnsi="Consolas"/>
-          <w:color w:val="8B2500"/>
-          <w:sz w:val="22"/>
-          <w:szCs w:val="22"/>
+          <w:rFonts w:ascii="Consolas" w:hAnsi="Consolas" w:cs="Consolas"/>
+          <w:color w:val="E97132" w:themeColor="accent2"/>
+          <w:sz w:val="18"/>
+          <w:szCs w:val="18"/>
         </w:rPr>
         <w:t xml:space="preserve">JUN.2</w:t>
       </w:r>
@@ -660,10 +1330,10 @@
       </w:r>
       <w:r>
         <w:rPr>
-          <w:rFonts w:ascii="Consolas" w:cs="Consolas" w:eastAsia="Consolas" w:hAnsi="Consolas"/>
-          <w:color w:val="8B2500"/>
-          <w:sz w:val="22"/>
-          <w:szCs w:val="22"/>
+          <w:rFonts w:ascii="Consolas" w:hAnsi="Consolas" w:cs="Consolas"/>
+          <w:color w:val="E97132" w:themeColor="accent2"/>
+          <w:sz w:val="18"/>
+          <w:szCs w:val="18"/>
         </w:rPr>
         <w:t xml:space="preserve">JUN.3</w:t>
       </w:r>
@@ -772,9 +1442,10 @@
       </w:pPr>
       <w:r>
         <w:rPr>
-          <w:rFonts w:ascii="Consolas" w:cs="Consolas" w:eastAsia="Consolas" w:hAnsi="Consolas"/>
-          <w:sz w:val="19"/>
-          <w:szCs w:val="19"/>
+          <w:rFonts w:ascii="Consolas" w:hAnsi="Consolas" w:cs="Consolas"/>
+          <w:color w:val="E97132" w:themeColor="accent2"/>
+          <w:sz w:val="18"/>
+          <w:szCs w:val="18"/>
         </w:rPr>
         <w:t xml:space="preserve">@Test</w:t>
       </w:r>
@@ -788,9 +1459,10 @@
       </w:pPr>
       <w:r>
         <w:rPr>
-          <w:rFonts w:ascii="Consolas" w:cs="Consolas" w:eastAsia="Consolas" w:hAnsi="Consolas"/>
-          <w:sz w:val="19"/>
-          <w:szCs w:val="19"/>
+          <w:rFonts w:ascii="Consolas" w:hAnsi="Consolas" w:cs="Consolas"/>
+          <w:color w:val="E97132" w:themeColor="accent2"/>
+          <w:sz w:val="18"/>
+          <w:szCs w:val="18"/>
         </w:rPr>
         <w:t xml:space="preserve">@DisplayName("Un retrait diminue le contenu du montant retire")</w:t>
       </w:r>
@@ -804,9 +1476,10 @@
       </w:pPr>
       <w:r>
         <w:rPr>
-          <w:rFonts w:ascii="Consolas" w:cs="Consolas" w:eastAsia="Consolas" w:hAnsi="Consolas"/>
-          <w:sz w:val="19"/>
-          <w:szCs w:val="19"/>
+          <w:rFonts w:ascii="Consolas" w:hAnsi="Consolas" w:cs="Consolas"/>
+          <w:color w:val="E97132" w:themeColor="accent2"/>
+          <w:sz w:val="18"/>
+          <w:szCs w:val="18"/>
         </w:rPr>
         <w:t xml:space="preserve">void unRetraitDiminueLeContenu() throws ContenuInsuffisant {</w:t>
       </w:r>
@@ -820,9 +1493,10 @@
       </w:pPr>
       <w:r>
         <w:rPr>
-          <w:rFonts w:ascii="Consolas" w:cs="Consolas" w:eastAsia="Consolas" w:hAnsi="Consolas"/>
-          <w:sz w:val="19"/>
-          <w:szCs w:val="19"/>
+          <w:rFonts w:ascii="Consolas" w:hAnsi="Consolas" w:cs="Consolas"/>
+          <w:color w:val="E97132" w:themeColor="accent2"/>
+          <w:sz w:val="18"/>
+          <w:szCs w:val="18"/>
         </w:rPr>
         <w:t xml:space="preserve">    Tirelire tirelire = new TirelireCorrecte();     // preparer</w:t>
       </w:r>
@@ -836,9 +1510,10 @@
       </w:pPr>
       <w:r>
         <w:rPr>
-          <w:rFonts w:ascii="Consolas" w:cs="Consolas" w:eastAsia="Consolas" w:hAnsi="Consolas"/>
-          <w:sz w:val="19"/>
-          <w:szCs w:val="19"/>
+          <w:rFonts w:ascii="Consolas" w:hAnsi="Consolas" w:cs="Consolas"/>
+          <w:color w:val="E97132" w:themeColor="accent2"/>
+          <w:sz w:val="18"/>
+          <w:szCs w:val="18"/>
         </w:rPr>
         <w:t xml:space="preserve">    tirelire.depot(50);</w:t>
       </w:r>
@@ -852,9 +1527,10 @@
       </w:pPr>
       <w:r>
         <w:rPr>
-          <w:rFonts w:ascii="Consolas" w:cs="Consolas" w:eastAsia="Consolas" w:hAnsi="Consolas"/>
-          <w:sz w:val="19"/>
-          <w:szCs w:val="19"/>
+          <w:rFonts w:ascii="Consolas" w:hAnsi="Consolas" w:cs="Consolas"/>
+          <w:color w:val="E97132" w:themeColor="accent2"/>
+          <w:sz w:val="18"/>
+          <w:szCs w:val="18"/>
         </w:rPr>
         <w:t xml:space="preserve"> </w:t>
       </w:r>
@@ -868,9 +1544,10 @@
       </w:pPr>
       <w:r>
         <w:rPr>
-          <w:rFonts w:ascii="Consolas" w:cs="Consolas" w:eastAsia="Consolas" w:hAnsi="Consolas"/>
-          <w:sz w:val="19"/>
-          <w:szCs w:val="19"/>
+          <w:rFonts w:ascii="Consolas" w:hAnsi="Consolas" w:cs="Consolas"/>
+          <w:color w:val="E97132" w:themeColor="accent2"/>
+          <w:sz w:val="18"/>
+          <w:szCs w:val="18"/>
         </w:rPr>
         <w:t xml:space="preserve">    tirelire.retrait(20);                            // agir</w:t>
       </w:r>
@@ -884,9 +1561,10 @@
       </w:pPr>
       <w:r>
         <w:rPr>
-          <w:rFonts w:ascii="Consolas" w:cs="Consolas" w:eastAsia="Consolas" w:hAnsi="Consolas"/>
-          <w:sz w:val="19"/>
-          <w:szCs w:val="19"/>
+          <w:rFonts w:ascii="Consolas" w:hAnsi="Consolas" w:cs="Consolas"/>
+          <w:color w:val="E97132" w:themeColor="accent2"/>
+          <w:sz w:val="18"/>
+          <w:szCs w:val="18"/>
         </w:rPr>
         <w:t xml:space="preserve"> </w:t>
       </w:r>
@@ -900,9 +1578,10 @@
       </w:pPr>
       <w:r>
         <w:rPr>
-          <w:rFonts w:ascii="Consolas" w:cs="Consolas" w:eastAsia="Consolas" w:hAnsi="Consolas"/>
-          <w:sz w:val="19"/>
-          <w:szCs w:val="19"/>
+          <w:rFonts w:ascii="Consolas" w:hAnsi="Consolas" w:cs="Consolas"/>
+          <w:color w:val="E97132" w:themeColor="accent2"/>
+          <w:sz w:val="18"/>
+          <w:szCs w:val="18"/>
         </w:rPr>
         <w:t xml:space="preserve">    assertEquals(30, tirelire.getContenu(), 0.001);  // verifier</w:t>
       </w:r>
@@ -916,15 +1595,17 @@
       </w:pPr>
       <w:r>
         <w:rPr>
-          <w:rFonts w:ascii="Consolas" w:cs="Consolas" w:eastAsia="Consolas" w:hAnsi="Consolas"/>
-          <w:sz w:val="19"/>
-          <w:szCs w:val="19"/>
+          <w:rFonts w:ascii="Consolas" w:hAnsi="Consolas" w:cs="Consolas"/>
+          <w:color w:val="E97132" w:themeColor="accent2"/>
+          <w:sz w:val="18"/>
+          <w:szCs w:val="18"/>
         </w:rPr>
         <w:t xml:space="preserve">}</w:t>
       </w:r>
     </w:p>
     <w:p>
       <w:pPr>
+        <w:keepNext w:val="false"/>
         <w:spacing w:after="120"/>
       </w:pPr>
       <w:r>
@@ -961,6 +1642,7 @@
     </w:p>
     <w:p>
       <w:pPr>
+        <w:keepNext/>
         <w:spacing w:after="120"/>
       </w:pPr>
       <w:r>
@@ -971,7 +1653,18 @@
           <w:sz w:val="22"/>
           <w:szCs w:val="22"/>
         </w:rPr>
-        <w:t xml:space="preserve">Package : be.ephec.java.jun.e01</w:t>
+        <w:t xml:space="preserve">Package : </w:t>
+      </w:r>
+      <w:r>
+        <w:rPr>
+          <w:rFonts w:ascii="Consolas" w:hAnsi="Consolas" w:cs="Consolas"/>
+          <w:i/>
+          <w:iCs/>
+          <w:color w:val="E97132" w:themeColor="accent2"/>
+          <w:sz w:val="18"/>
+          <w:szCs w:val="18"/>
+        </w:rPr>
+        <w:t xml:space="preserve">be.ephec.java.jun.e01</w:t>
       </w:r>
     </w:p>
     <w:p>
@@ -993,6 +1686,7 @@
     </w:p>
     <w:p>
       <w:pPr>
+        <w:keepNext w:val="false"/>
         <w:spacing w:after="120"/>
       </w:pPr>
       <w:r>
@@ -1031,7 +1725,27 @@
           <w:sz w:val="22"/>
           <w:szCs w:val="22"/>
         </w:rPr>
-        <w:t xml:space="preserve">Ouvrez CalculatriceTest avant d'écrire une ligne. </w:t>
+        <w:t xml:space="preserve">Ouvrez </w:t>
+      </w:r>
+      <w:r>
+        <w:rPr>
+          <w:rFonts w:ascii="Consolas" w:hAnsi="Consolas" w:cs="Consolas"/>
+          <w:b/>
+          <w:bCs/>
+          <w:color w:val="E97132" w:themeColor="accent2"/>
+          <w:sz w:val="18"/>
+          <w:szCs w:val="18"/>
+        </w:rPr>
+        <w:t xml:space="preserve">CalculatriceTest</w:t>
+      </w:r>
+      <w:r>
+        <w:rPr>
+          <w:b/>
+          <w:bCs/>
+          <w:sz w:val="22"/>
+          <w:szCs w:val="22"/>
+        </w:rPr>
+        <w:t xml:space="preserve"> avant d'écrire une ligne. </w:t>
       </w:r>
       <w:r>
         <w:rPr>
@@ -1054,10 +1768,10 @@
       </w:r>
       <w:r>
         <w:rPr>
-          <w:rFonts w:ascii="Consolas" w:cs="Consolas" w:eastAsia="Consolas" w:hAnsi="Consolas"/>
-          <w:color w:val="8B2500"/>
-          <w:sz w:val="22"/>
-          <w:szCs w:val="22"/>
+          <w:rFonts w:ascii="Consolas" w:hAnsi="Consolas" w:cs="Consolas"/>
+          <w:color w:val="E97132" w:themeColor="accent2"/>
+          <w:sz w:val="18"/>
+          <w:szCs w:val="18"/>
         </w:rPr>
         <w:t xml:space="preserve">Calculatrice</w:t>
       </w:r>
@@ -1071,6 +1785,7 @@
     </w:p>
     <w:p>
       <w:pPr>
+        <w:keepNext w:val="false"/>
         <w:spacing w:after="120"/>
       </w:pPr>
       <w:r>
@@ -1144,6 +1859,7 @@
     </w:p>
     <w:p>
       <w:pPr>
+        <w:keepNext w:val="false"/>
         <w:spacing w:after="120"/>
       </w:pPr>
       <w:r>
@@ -1168,7 +1884,7 @@
           <w:sz w:val="24"/>
           <w:szCs w:val="24"/>
         </w:rPr>
-        <w:t xml:space="preserve">Vérification</w:t>
+        <w:t xml:space="preserve">Comment vérifier votre code</w:t>
       </w:r>
     </w:p>
     <w:tbl>
@@ -1207,10 +1923,10 @@
             </w:pPr>
             <w:r>
               <w:rPr>
-                <w:rFonts w:ascii="Consolas" w:cs="Consolas" w:eastAsia="Consolas" w:hAnsi="Consolas"/>
-                <w:color w:val="8B2500"/>
-                <w:sz w:val="22"/>
-                <w:szCs w:val="22"/>
+                <w:rFonts w:ascii="Consolas" w:hAnsi="Consolas" w:cs="Consolas"/>
+                <w:color w:val="E97132" w:themeColor="accent2"/>
+                <w:sz w:val="18"/>
+                <w:szCs w:val="18"/>
               </w:rPr>
               <w:t xml:space="preserve">be.ephec.java.jun.e01.CalculatriceTest</w:t>
             </w:r>
@@ -1261,7 +1977,23 @@
           <w:sz w:val="22"/>
           <w:szCs w:val="22"/>
         </w:rPr>
-        <w:t xml:space="preserve">Lisez les @DisplayName. Sauriez-vous écrire la classe uniquement à partir d'eux, sans lire le corps des tests ? C'est le but qu'ils poursuivent.</w:t>
+        <w:t xml:space="preserve">Lisez les @</w:t>
+      </w:r>
+      <w:r>
+        <w:rPr>
+          <w:rFonts w:ascii="Consolas" w:hAnsi="Consolas" w:cs="Consolas"/>
+          <w:color w:val="E97132" w:themeColor="accent2"/>
+          <w:sz w:val="18"/>
+          <w:szCs w:val="18"/>
+        </w:rPr>
+        <w:t xml:space="preserve">DisplayName</w:t>
+      </w:r>
+      <w:r>
+        <w:rPr>
+          <w:sz w:val="22"/>
+          <w:szCs w:val="22"/>
+        </w:rPr>
+        <w:t xml:space="preserve">. Sauriez-vous écrire la classe uniquement à partir d'eux, sans lire le corps des tests ? C'est le but qu'ils poursuivent.</w:t>
       </w:r>
     </w:p>
     <w:p>
@@ -1282,10 +2014,10 @@
       </w:r>
       <w:r>
         <w:rPr>
-          <w:rFonts w:ascii="Consolas" w:cs="Consolas" w:eastAsia="Consolas" w:hAnsi="Consolas"/>
-          <w:color w:val="8B2500"/>
-          <w:sz w:val="22"/>
-          <w:szCs w:val="22"/>
+          <w:rFonts w:ascii="Consolas" w:hAnsi="Consolas" w:cs="Consolas"/>
+          <w:color w:val="E97132" w:themeColor="accent2"/>
+          <w:sz w:val="18"/>
+          <w:szCs w:val="18"/>
         </w:rPr>
         <w:t xml:space="preserve">assertEquals</w:t>
       </w:r>
@@ -1298,10 +2030,10 @@
       </w:r>
       <w:r>
         <w:rPr>
-          <w:rFonts w:ascii="Consolas" w:cs="Consolas" w:eastAsia="Consolas" w:hAnsi="Consolas"/>
-          <w:color w:val="8B2500"/>
-          <w:sz w:val="22"/>
-          <w:szCs w:val="22"/>
+          <w:rFonts w:ascii="Consolas" w:hAnsi="Consolas" w:cs="Consolas"/>
+          <w:color w:val="E97132" w:themeColor="accent2"/>
+          <w:sz w:val="18"/>
+          <w:szCs w:val="18"/>
         </w:rPr>
         <w:t xml:space="preserve">CC-TST.2</w:t>
       </w:r>
@@ -1327,7 +2059,23 @@
           <w:sz w:val="22"/>
           <w:szCs w:val="22"/>
         </w:rPr>
-        <w:t xml:space="preserve">Le message passé au troisième argument d'un assertEquals ne s'affiche qu'en cas d'échec. À quoi sert-il, et quand vaut-il la peine d'en écrire un ?</w:t>
+        <w:t xml:space="preserve">Le message passé au troisième argument d'un </w:t>
+      </w:r>
+      <w:r>
+        <w:rPr>
+          <w:rFonts w:ascii="Consolas" w:hAnsi="Consolas" w:cs="Consolas"/>
+          <w:color w:val="E97132" w:themeColor="accent2"/>
+          <w:sz w:val="18"/>
+          <w:szCs w:val="18"/>
+        </w:rPr>
+        <w:t xml:space="preserve">assertEquals</w:t>
+      </w:r>
+      <w:r>
+        <w:rPr>
+          <w:sz w:val="22"/>
+          <w:szCs w:val="22"/>
+        </w:rPr>
+        <w:t xml:space="preserve"> ne s'affiche qu'en cas d'échec. À quoi sert-il, et quand vaut-il la peine d'en écrire un ?</w:t>
       </w:r>
     </w:p>
     <w:p>
@@ -1356,6 +2104,7 @@
     </w:p>
     <w:p>
       <w:pPr>
+        <w:keepNext/>
         <w:spacing w:after="120"/>
       </w:pPr>
       <w:r>
@@ -1366,7 +2115,18 @@
           <w:sz w:val="22"/>
           <w:szCs w:val="22"/>
         </w:rPr>
-        <w:t xml:space="preserve">Package : be.ephec.java.jun.e02</w:t>
+        <w:t xml:space="preserve">Package : </w:t>
+      </w:r>
+      <w:r>
+        <w:rPr>
+          <w:rFonts w:ascii="Consolas" w:hAnsi="Consolas" w:cs="Consolas"/>
+          <w:i/>
+          <w:iCs/>
+          <w:color w:val="E97132" w:themeColor="accent2"/>
+          <w:sz w:val="18"/>
+          <w:szCs w:val="18"/>
+        </w:rPr>
+        <w:t xml:space="preserve">be.ephec.java.jun.e02</w:t>
       </w:r>
     </w:p>
     <w:p>
@@ -1388,6 +2148,7 @@
     </w:p>
     <w:p>
       <w:pPr>
+        <w:keepNext w:val="false"/>
         <w:spacing w:after="120"/>
       </w:pPr>
       <w:r>
@@ -1428,10 +2189,10 @@
       </w:r>
       <w:r>
         <w:rPr>
-          <w:rFonts w:ascii="Consolas" w:cs="Consolas" w:eastAsia="Consolas" w:hAnsi="Consolas"/>
-          <w:color w:val="8B2500"/>
-          <w:sz w:val="22"/>
-          <w:szCs w:val="22"/>
+          <w:rFonts w:ascii="Consolas" w:hAnsi="Consolas" w:cs="Consolas"/>
+          <w:color w:val="E97132" w:themeColor="accent2"/>
+          <w:sz w:val="18"/>
+          <w:szCs w:val="18"/>
         </w:rPr>
         <w:t xml:space="preserve">Tirelire</w:t>
       </w:r>
@@ -1444,10 +2205,10 @@
       </w:r>
       <w:r>
         <w:rPr>
-          <w:rFonts w:ascii="Consolas" w:cs="Consolas" w:eastAsia="Consolas" w:hAnsi="Consolas"/>
-          <w:color w:val="8B2500"/>
-          <w:sz w:val="22"/>
-          <w:szCs w:val="22"/>
+          <w:rFonts w:ascii="Consolas" w:hAnsi="Consolas" w:cs="Consolas"/>
+          <w:color w:val="E97132" w:themeColor="accent2"/>
+          <w:sz w:val="18"/>
+          <w:szCs w:val="18"/>
         </w:rPr>
         <w:t xml:space="preserve">depot</w:t>
       </w:r>
@@ -1460,10 +2221,10 @@
       </w:r>
       <w:r>
         <w:rPr>
-          <w:rFonts w:ascii="Consolas" w:cs="Consolas" w:eastAsia="Consolas" w:hAnsi="Consolas"/>
-          <w:color w:val="8B2500"/>
-          <w:sz w:val="22"/>
-          <w:szCs w:val="22"/>
+          <w:rFonts w:ascii="Consolas" w:hAnsi="Consolas" w:cs="Consolas"/>
+          <w:color w:val="E97132" w:themeColor="accent2"/>
+          <w:sz w:val="18"/>
+          <w:szCs w:val="18"/>
         </w:rPr>
         <w:t xml:space="preserve">retrait</w:t>
       </w:r>
@@ -1476,10 +2237,10 @@
       </w:r>
       <w:r>
         <w:rPr>
-          <w:rFonts w:ascii="Consolas" w:cs="Consolas" w:eastAsia="Consolas" w:hAnsi="Consolas"/>
-          <w:color w:val="8B2500"/>
-          <w:sz w:val="22"/>
-          <w:szCs w:val="22"/>
+          <w:rFonts w:ascii="Consolas" w:hAnsi="Consolas" w:cs="Consolas"/>
+          <w:color w:val="E97132" w:themeColor="accent2"/>
+          <w:sz w:val="18"/>
+          <w:szCs w:val="18"/>
         </w:rPr>
         <w:t xml:space="preserve">ContenuInsuffisant</w:t>
       </w:r>
@@ -1492,10 +2253,10 @@
       </w:r>
       <w:r>
         <w:rPr>
-          <w:rFonts w:ascii="Consolas" w:cs="Consolas" w:eastAsia="Consolas" w:hAnsi="Consolas"/>
-          <w:color w:val="8B2500"/>
-          <w:sz w:val="22"/>
-          <w:szCs w:val="22"/>
+          <w:rFonts w:ascii="Consolas" w:hAnsi="Consolas" w:cs="Consolas"/>
+          <w:color w:val="E97132" w:themeColor="accent2"/>
+          <w:sz w:val="18"/>
+          <w:szCs w:val="18"/>
         </w:rPr>
         <w:t xml:space="preserve">getContenu</w:t>
       </w:r>
@@ -1509,6 +2270,7 @@
     </w:p>
     <w:p>
       <w:pPr>
+        <w:keepNext w:val="false"/>
         <w:spacing w:after="120"/>
       </w:pPr>
       <w:r>
@@ -1549,10 +2311,10 @@
       </w:r>
       <w:r>
         <w:rPr>
-          <w:rFonts w:ascii="Consolas" w:cs="Consolas" w:eastAsia="Consolas" w:hAnsi="Consolas"/>
-          <w:color w:val="8B2500"/>
-          <w:sz w:val="22"/>
-          <w:szCs w:val="22"/>
+          <w:rFonts w:ascii="Consolas" w:hAnsi="Consolas" w:cs="Consolas"/>
+          <w:color w:val="E97132" w:themeColor="accent2"/>
+          <w:sz w:val="18"/>
+          <w:szCs w:val="18"/>
         </w:rPr>
         <w:t xml:space="preserve">Verificateur.estCorrecte(Tirelire)</w:t>
       </w:r>
@@ -1565,10 +2327,10 @@
       </w:r>
       <w:r>
         <w:rPr>
-          <w:rFonts w:ascii="Consolas" w:cs="Consolas" w:eastAsia="Consolas" w:hAnsi="Consolas"/>
-          <w:color w:val="8B2500"/>
-          <w:sz w:val="22"/>
-          <w:szCs w:val="22"/>
+          <w:rFonts w:ascii="Consolas" w:hAnsi="Consolas" w:cs="Consolas"/>
+          <w:color w:val="E97132" w:themeColor="accent2"/>
+          <w:sz w:val="18"/>
+          <w:szCs w:val="18"/>
         </w:rPr>
         <w:t xml:space="preserve">true</w:t>
       </w:r>
@@ -1581,10 +2343,10 @@
       </w:r>
       <w:r>
         <w:rPr>
-          <w:rFonts w:ascii="Consolas" w:cs="Consolas" w:eastAsia="Consolas" w:hAnsi="Consolas"/>
-          <w:color w:val="8B2500"/>
-          <w:sz w:val="22"/>
-          <w:szCs w:val="22"/>
+          <w:rFonts w:ascii="Consolas" w:hAnsi="Consolas" w:cs="Consolas"/>
+          <w:color w:val="E97132" w:themeColor="accent2"/>
+          <w:sz w:val="18"/>
+          <w:szCs w:val="18"/>
         </w:rPr>
         <w:t xml:space="preserve">false</w:t>
       </w:r>
@@ -1598,6 +2360,7 @@
     </w:p>
     <w:p>
       <w:pPr>
+        <w:keepNext w:val="false"/>
         <w:spacing w:after="120"/>
       </w:pPr>
       <w:r>
@@ -1677,10 +2440,10 @@
       </w:r>
       <w:r>
         <w:rPr>
-          <w:rFonts w:ascii="Consolas" w:cs="Consolas" w:eastAsia="Consolas" w:hAnsi="Consolas"/>
-          <w:color w:val="8B2500"/>
-          <w:sz w:val="22"/>
-          <w:szCs w:val="22"/>
+          <w:rFonts w:ascii="Consolas" w:hAnsi="Consolas" w:cs="Consolas"/>
+          <w:color w:val="E97132" w:themeColor="accent2"/>
+          <w:sz w:val="18"/>
+          <w:szCs w:val="18"/>
         </w:rPr>
         <w:t xml:space="preserve">ContenuInsuffisant</w:t>
       </w:r>
@@ -1794,7 +2557,7 @@
           <w:sz w:val="24"/>
           <w:szCs w:val="24"/>
         </w:rPr>
-        <w:t xml:space="preserve">Vérification</w:t>
+        <w:t xml:space="preserve">Comment vérifier votre code</w:t>
       </w:r>
     </w:p>
     <w:tbl>
@@ -1833,10 +2596,10 @@
             </w:pPr>
             <w:r>
               <w:rPr>
-                <w:rFonts w:ascii="Consolas" w:cs="Consolas" w:eastAsia="Consolas" w:hAnsi="Consolas"/>
-                <w:color w:val="8B2500"/>
-                <w:sz w:val="22"/>
-                <w:szCs w:val="22"/>
+                <w:rFonts w:ascii="Consolas" w:hAnsi="Consolas" w:cs="Consolas"/>
+                <w:color w:val="E97132" w:themeColor="accent2"/>
+                <w:sz w:val="18"/>
+                <w:szCs w:val="18"/>
               </w:rPr>
               <w:t xml:space="preserve">be.ephec.java.jun.e02.VerificateurTest</w:t>
             </w:r>
@@ -1937,10 +2700,10 @@
       </w:r>
       <w:r>
         <w:rPr>
-          <w:rFonts w:ascii="Consolas" w:cs="Consolas" w:eastAsia="Consolas" w:hAnsi="Consolas"/>
-          <w:color w:val="8B2500"/>
-          <w:sz w:val="22"/>
-          <w:szCs w:val="22"/>
+          <w:rFonts w:ascii="Consolas" w:hAnsi="Consolas" w:cs="Consolas"/>
+          <w:color w:val="E97132" w:themeColor="accent2"/>
+          <w:sz w:val="18"/>
+          <w:szCs w:val="18"/>
         </w:rPr>
         <w:t xml:space="preserve">EXC.1</w:t>
       </w:r>
@@ -1978,6 +2741,7 @@
     </w:p>
     <w:p>
       <w:pPr>
+        <w:keepNext/>
         <w:spacing w:after="120"/>
       </w:pPr>
       <w:r>
@@ -1988,7 +2752,18 @@
           <w:sz w:val="22"/>
           <w:szCs w:val="22"/>
         </w:rPr>
-        <w:t xml:space="preserve">Package : be.ephec.java.jun.e03</w:t>
+        <w:t xml:space="preserve">Package : </w:t>
+      </w:r>
+      <w:r>
+        <w:rPr>
+          <w:rFonts w:ascii="Consolas" w:hAnsi="Consolas" w:cs="Consolas"/>
+          <w:i/>
+          <w:iCs/>
+          <w:color w:val="E97132" w:themeColor="accent2"/>
+          <w:sz w:val="18"/>
+          <w:szCs w:val="18"/>
+        </w:rPr>
+        <w:t xml:space="preserve">be.ephec.java.jun.e03</w:t>
       </w:r>
     </w:p>
     <w:p>
@@ -2010,6 +2785,7 @@
     </w:p>
     <w:p>
       <w:pPr>
+        <w:keepNext w:val="false"/>
         <w:spacing w:after="120"/>
       </w:pPr>
       <w:r>
@@ -2050,10 +2826,10 @@
       </w:r>
       <w:r>
         <w:rPr>
-          <w:rFonts w:ascii="Consolas" w:cs="Consolas" w:eastAsia="Consolas" w:hAnsi="Consolas"/>
-          <w:color w:val="8B2500"/>
-          <w:sz w:val="22"/>
-          <w:szCs w:val="22"/>
+          <w:rFonts w:ascii="Consolas" w:hAnsi="Consolas" w:cs="Consolas"/>
+          <w:color w:val="E97132" w:themeColor="accent2"/>
+          <w:sz w:val="18"/>
+          <w:szCs w:val="18"/>
         </w:rPr>
         <w:t xml:space="preserve">Moyenne</w:t>
       </w:r>
@@ -2185,7 +2961,8 @@
             </w:pPr>
             <w:r>
               <w:rPr>
-                <w:rFonts w:ascii="Consolas" w:cs="Consolas" w:eastAsia="Consolas" w:hAnsi="Consolas"/>
+                <w:rFonts w:ascii="Consolas" w:hAnsi="Consolas" w:cs="Consolas"/>
+                <w:color w:val="E97132" w:themeColor="accent2"/>
                 <w:sz w:val="18"/>
                 <w:szCs w:val="18"/>
               </w:rPr>
@@ -2209,7 +2986,8 @@
             </w:pPr>
             <w:r>
               <w:rPr>
-                <w:rFonts w:ascii="Consolas" w:cs="Consolas" w:eastAsia="Consolas" w:hAnsi="Consolas"/>
+                <w:rFonts w:ascii="Consolas" w:hAnsi="Consolas" w:cs="Consolas"/>
+                <w:color w:val="E97132" w:themeColor="accent2"/>
                 <w:sz w:val="18"/>
                 <w:szCs w:val="18"/>
               </w:rPr>
@@ -2236,7 +3014,23 @@
                 <w:sz w:val="20"/>
                 <w:szCs w:val="20"/>
               </w:rPr>
-              <w:t xml:space="preserve">La moyenne ; lève IllegalArgumentException si la liste est vide ou nulle, ou si une note sort de [0, 20]</w:t>
+              <w:t xml:space="preserve">La moyenne ; lève </w:t>
+            </w:r>
+            <w:r>
+              <w:rPr>
+                <w:rFonts w:ascii="Consolas" w:hAnsi="Consolas" w:cs="Consolas"/>
+                <w:color w:val="E97132" w:themeColor="accent2"/>
+                <w:sz w:val="18"/>
+                <w:szCs w:val="18"/>
+              </w:rPr>
+              <w:t xml:space="preserve">IllegalArgumentException</w:t>
+            </w:r>
+            <w:r>
+              <w:rPr>
+                <w:sz w:val="20"/>
+                <w:szCs w:val="20"/>
+              </w:rPr>
+              <w:t xml:space="preserve"> si la liste est vide ou nulle, ou si une note sort de [0, 20]</w:t>
             </w:r>
           </w:p>
         </w:tc>
@@ -2261,7 +3055,8 @@
             </w:pPr>
             <w:r>
               <w:rPr>
-                <w:rFonts w:ascii="Consolas" w:cs="Consolas" w:eastAsia="Consolas" w:hAnsi="Consolas"/>
+                <w:rFonts w:ascii="Consolas" w:hAnsi="Consolas" w:cs="Consolas"/>
+                <w:color w:val="E97132" w:themeColor="accent2"/>
                 <w:sz w:val="18"/>
                 <w:szCs w:val="18"/>
               </w:rPr>
@@ -2285,7 +3080,8 @@
             </w:pPr>
             <w:r>
               <w:rPr>
-                <w:rFonts w:ascii="Consolas" w:cs="Consolas" w:eastAsia="Consolas" w:hAnsi="Consolas"/>
+                <w:rFonts w:ascii="Consolas" w:hAnsi="Consolas" w:cs="Consolas"/>
+                <w:color w:val="E97132" w:themeColor="accent2"/>
                 <w:sz w:val="18"/>
                 <w:szCs w:val="18"/>
               </w:rPr>
@@ -2309,10 +3105,19 @@
             </w:pPr>
             <w:r>
               <w:rPr>
+                <w:rFonts w:ascii="Consolas" w:hAnsi="Consolas" w:cs="Consolas"/>
+                <w:color w:val="E97132" w:themeColor="accent2"/>
+                <w:sz w:val="18"/>
+                <w:szCs w:val="18"/>
+              </w:rPr>
+              <w:t xml:space="preserve">true</w:t>
+            </w:r>
+            <w:r>
+              <w:rPr>
                 <w:sz w:val="20"/>
                 <w:szCs w:val="20"/>
               </w:rPr>
-              <w:t xml:space="preserve">true si la moyenne atteint 10</w:t>
+              <w:t xml:space="preserve"> si la moyenne atteint 10</w:t>
             </w:r>
           </w:p>
         </w:tc>
@@ -2331,10 +3136,10 @@
       </w:r>
       <w:r>
         <w:rPr>
-          <w:rFonts w:ascii="Consolas" w:cs="Consolas" w:eastAsia="Consolas" w:hAnsi="Consolas"/>
-          <w:color w:val="8B2500"/>
-          <w:sz w:val="22"/>
-          <w:szCs w:val="22"/>
+          <w:rFonts w:ascii="Consolas" w:hAnsi="Consolas" w:cs="Consolas"/>
+          <w:color w:val="E97132" w:themeColor="accent2"/>
+          <w:sz w:val="18"/>
+          <w:szCs w:val="18"/>
         </w:rPr>
         <w:t xml:space="preserve">src/test/java</w:t>
       </w:r>
@@ -2347,10 +3152,10 @@
       </w:r>
       <w:r>
         <w:rPr>
-          <w:rFonts w:ascii="Consolas" w:cs="Consolas" w:eastAsia="Consolas" w:hAnsi="Consolas"/>
-          <w:color w:val="8B2500"/>
-          <w:sz w:val="22"/>
-          <w:szCs w:val="22"/>
+          <w:rFonts w:ascii="Consolas" w:hAnsi="Consolas" w:cs="Consolas"/>
+          <w:color w:val="E97132" w:themeColor="accent2"/>
+          <w:sz w:val="18"/>
+          <w:szCs w:val="18"/>
         </w:rPr>
         <w:t xml:space="preserve">be.ephec.java.jun.e03.MoyenneTest</w:t>
       </w:r>
@@ -2363,10 +3168,10 @@
       </w:r>
       <w:r>
         <w:rPr>
-          <w:rFonts w:ascii="Consolas" w:cs="Consolas" w:eastAsia="Consolas" w:hAnsi="Consolas"/>
-          <w:color w:val="8B2500"/>
-          <w:sz w:val="22"/>
-          <w:szCs w:val="22"/>
+          <w:rFonts w:ascii="Consolas" w:hAnsi="Consolas" w:cs="Consolas"/>
+          <w:color w:val="E97132" w:themeColor="accent2"/>
+          <w:sz w:val="18"/>
+          <w:szCs w:val="18"/>
         </w:rPr>
         <w:t xml:space="preserve">@Test</w:t>
       </w:r>
@@ -2379,10 +3184,10 @@
       </w:r>
       <w:r>
         <w:rPr>
-          <w:rFonts w:ascii="Consolas" w:cs="Consolas" w:eastAsia="Consolas" w:hAnsi="Consolas"/>
-          <w:color w:val="8B2500"/>
-          <w:sz w:val="22"/>
-          <w:szCs w:val="22"/>
+          <w:rFonts w:ascii="Consolas" w:hAnsi="Consolas" w:cs="Consolas"/>
+          <w:color w:val="E97132" w:themeColor="accent2"/>
+          <w:sz w:val="18"/>
+          <w:szCs w:val="18"/>
         </w:rPr>
         <w:t xml:space="preserve">@DisplayName</w:t>
       </w:r>
@@ -2413,6 +3218,7 @@
     </w:p>
     <w:p>
       <w:pPr>
+        <w:keepNext w:val="false"/>
         <w:spacing w:after="120"/>
       </w:pPr>
       <w:r>
@@ -2557,10 +3363,10 @@
       </w:r>
       <w:r>
         <w:rPr>
-          <w:rFonts w:ascii="Consolas" w:cs="Consolas" w:eastAsia="Consolas" w:hAnsi="Consolas"/>
-          <w:color w:val="8B2500"/>
-          <w:sz w:val="22"/>
-          <w:szCs w:val="22"/>
+          <w:rFonts w:ascii="Consolas" w:hAnsi="Consolas" w:cs="Consolas"/>
+          <w:color w:val="E97132" w:themeColor="accent2"/>
+          <w:sz w:val="18"/>
+          <w:szCs w:val="18"/>
         </w:rPr>
         <w:t xml:space="preserve">assertEquals</w:t>
       </w:r>
@@ -2573,10 +3379,10 @@
       </w:r>
       <w:r>
         <w:rPr>
-          <w:rFonts w:ascii="Consolas" w:cs="Consolas" w:eastAsia="Consolas" w:hAnsi="Consolas"/>
-          <w:color w:val="8B2500"/>
-          <w:sz w:val="22"/>
-          <w:szCs w:val="22"/>
+          <w:rFonts w:ascii="Consolas" w:hAnsi="Consolas" w:cs="Consolas"/>
+          <w:color w:val="E97132" w:themeColor="accent2"/>
+          <w:sz w:val="18"/>
+          <w:szCs w:val="18"/>
         </w:rPr>
         <w:t xml:space="preserve">assertEquals(14.0, moyenne, 0.001)</w:t>
       </w:r>
@@ -2602,7 +3408,7 @@
           <w:sz w:val="24"/>
           <w:szCs w:val="24"/>
         </w:rPr>
-        <w:t xml:space="preserve">Vérification</w:t>
+        <w:t xml:space="preserve">Comment vérifier votre code</w:t>
       </w:r>
     </w:p>
     <w:tbl>
@@ -2641,10 +3447,10 @@
             </w:pPr>
             <w:r>
               <w:rPr>
-                <w:rFonts w:ascii="Consolas" w:cs="Consolas" w:eastAsia="Consolas" w:hAnsi="Consolas"/>
-                <w:color w:val="8B2500"/>
-                <w:sz w:val="22"/>
-                <w:szCs w:val="22"/>
+                <w:rFonts w:ascii="Consolas" w:hAnsi="Consolas" w:cs="Consolas"/>
+                <w:color w:val="E97132" w:themeColor="accent2"/>
+                <w:sz w:val="18"/>
+                <w:szCs w:val="18"/>
               </w:rPr>
               <w:t xml:space="preserve">be.ephec.java.jun.e03.RedactionTest</w:t>
             </w:r>
@@ -2658,7 +3464,23 @@
                 <w:sz w:val="22"/>
                 <w:szCs w:val="22"/>
               </w:rPr>
-              <w:t xml:space="preserve">Contrôle que votre classe existe, qu'elle compte au moins cinq méthodes @Test, que chacune porte un @DisplayName, et que leurs noms décrivent un comportement plutôt qu'un numéro.</w:t>
+              <w:t xml:space="preserve">Contrôle que votre classe existe, qu'elle compte au moins cinq méthodes @Test, que chacune porte un @</w:t>
+            </w:r>
+            <w:r>
+              <w:rPr>
+                <w:rFonts w:ascii="Consolas" w:hAnsi="Consolas" w:cs="Consolas"/>
+                <w:color w:val="E97132" w:themeColor="accent2"/>
+                <w:sz w:val="18"/>
+                <w:szCs w:val="18"/>
+              </w:rPr>
+              <w:t xml:space="preserve">DisplayName</w:t>
+            </w:r>
+            <w:r>
+              <w:rPr>
+                <w:sz w:val="22"/>
+                <w:szCs w:val="22"/>
+              </w:rPr>
+              <w:t xml:space="preserve">, et que leurs noms décrivent un comportement plutôt qu'un numéro.</w:t>
             </w:r>
           </w:p>
           <w:p>
@@ -2728,10 +3550,10 @@
       </w:r>
       <w:r>
         <w:rPr>
-          <w:rFonts w:ascii="Consolas" w:cs="Consolas" w:eastAsia="Consolas" w:hAnsi="Consolas"/>
-          <w:color w:val="8B2500"/>
-          <w:sz w:val="22"/>
-          <w:szCs w:val="22"/>
+          <w:rFonts w:ascii="Consolas" w:hAnsi="Consolas" w:cs="Consolas"/>
+          <w:color w:val="E97132" w:themeColor="accent2"/>
+          <w:sz w:val="18"/>
+          <w:szCs w:val="18"/>
         </w:rPr>
         <w:t xml:space="preserve">Moyenne</w:t>
       </w:r>
@@ -2744,10 +3566,10 @@
       </w:r>
       <w:r>
         <w:rPr>
-          <w:rFonts w:ascii="Consolas" w:cs="Consolas" w:eastAsia="Consolas" w:hAnsi="Consolas"/>
-          <w:color w:val="8B2500"/>
-          <w:sz w:val="22"/>
-          <w:szCs w:val="22"/>
+          <w:rFonts w:ascii="Consolas" w:hAnsi="Consolas" w:cs="Consolas"/>
+          <w:color w:val="E97132" w:themeColor="accent2"/>
+          <w:sz w:val="18"/>
+          <w:szCs w:val="18"/>
         </w:rPr>
         <w:t xml:space="preserve">&gt;</w:t>
       </w:r>
@@ -2760,10 +3582,10 @@
       </w:r>
       <w:r>
         <w:rPr>
-          <w:rFonts w:ascii="Consolas" w:cs="Consolas" w:eastAsia="Consolas" w:hAnsi="Consolas"/>
-          <w:color w:val="8B2500"/>
-          <w:sz w:val="22"/>
-          <w:szCs w:val="22"/>
+          <w:rFonts w:ascii="Consolas" w:hAnsi="Consolas" w:cs="Consolas"/>
+          <w:color w:val="E97132" w:themeColor="accent2"/>
+          <w:sz w:val="18"/>
+          <w:szCs w:val="18"/>
         </w:rPr>
         <w:t xml:space="preserve">&gt;=</w:t>
       </w:r>
@@ -2793,7 +3615,7 @@
       </w:r>
     </w:p>
     <w:sectPr>
-      <w:footerReference w:type="default" r:id="rId8"/>
+      <w:footerReference w:type="default" r:id="rId9"/>
       <w:pgSz w:w="11906" w:h="16838" w:orient="portrait"/>
       <w:pgMar w:top="1440" w:right="1440" w:bottom="1440" w:left="1440" w:header="708" w:footer="708" w:gutter="0"/>
       <w:pgNumType w:start="1"/>
@@ -2896,7 +3718,7 @@
       <w:fldChar w:fldCharType="separate"/>
     </w:r>
     <w:r>
-      <w:t>5</w:t>
+      <w:t>6</w:t>
     </w:r>
     <w:r>
       <w:fldChar w:fldCharType="end"/>
@@ -3058,7 +3880,13 @@
 <file path=word/styles.xml><?xml version="1.0" encoding="utf-8"?>
 <w:styles xmlns:mc="http://schemas.openxmlformats.org/markup-compatibility/2006" xmlns:r="http://schemas.openxmlformats.org/officeDocument/2006/relationships" xmlns:w="http://schemas.openxmlformats.org/wordprocessingml/2006/main" xmlns:w14="http://schemas.microsoft.com/office/word/2010/wordml" xmlns:w15="http://schemas.microsoft.com/office/word/2012/wordml" mc:Ignorable="w14 w15">
   <w:docDefaults>
-    <w:rPrDefault/>
+    <w:rPrDefault>
+      <w:rPr>
+        <w:rFonts w:ascii="Cormorant Garamond" w:hAnsi="Cormorant Garamond" w:eastAsia="Cormorant Garamond" w:cs="Cormorant Garamond"/>
+        <w:sz w:val="22"/>
+        <w:szCs w:val="22"/>
+      </w:rPr>
+    </w:rPrDefault>
     <w:pPrDefault/>
   </w:docDefaults>
   <w:style w:type="paragraph" w:styleId="Title">
@@ -3067,6 +3895,7 @@
     <w:next w:val="Normal"/>
     <w:qFormat/>
     <w:rPr>
+      <w:rFonts w:ascii="Cormorant Garamond" w:hAnsi="Cormorant Garamond" w:eastAsia="Cormorant Garamond" w:cs="Cormorant Garamond"/>
       <w:sz w:val="56"/>
       <w:szCs w:val="56"/>
     </w:rPr>
@@ -3077,6 +3906,7 @@
     <w:next w:val="Normal"/>
     <w:qFormat/>
     <w:rPr>
+      <w:rFonts w:ascii="Cormorant Garamond" w:hAnsi="Cormorant Garamond" w:eastAsia="Cormorant Garamond" w:cs="Cormorant Garamond"/>
       <w:color w:val="2E74B5"/>
       <w:sz w:val="32"/>
       <w:szCs w:val="32"/>
@@ -3088,6 +3918,7 @@
     <w:next w:val="Normal"/>
     <w:qFormat/>
     <w:rPr>
+      <w:rFonts w:ascii="Cormorant Garamond" w:hAnsi="Cormorant Garamond" w:eastAsia="Cormorant Garamond" w:cs="Cormorant Garamond"/>
       <w:color w:val="2E74B5"/>
       <w:sz w:val="26"/>
       <w:szCs w:val="26"/>
@@ -3099,6 +3930,7 @@
     <w:next w:val="Normal"/>
     <w:qFormat/>
     <w:rPr>
+      <w:rFonts w:ascii="Cormorant Garamond" w:hAnsi="Cormorant Garamond" w:eastAsia="Cormorant Garamond" w:cs="Cormorant Garamond"/>
       <w:color w:val="1F4D78"/>
       <w:sz w:val="24"/>
       <w:szCs w:val="24"/>
@@ -3110,6 +3942,7 @@
     <w:next w:val="Normal"/>
     <w:qFormat/>
     <w:rPr>
+      <w:rFonts w:ascii="Cormorant Garamond" w:hAnsi="Cormorant Garamond" w:eastAsia="Cormorant Garamond" w:cs="Cormorant Garamond"/>
       <w:i/>
       <w:iCs/>
       <w:color w:val="2E74B5"/>
@@ -3121,6 +3954,7 @@
     <w:next w:val="Normal"/>
     <w:qFormat/>
     <w:rPr>
+      <w:rFonts w:ascii="Cormorant Garamond" w:hAnsi="Cormorant Garamond" w:eastAsia="Cormorant Garamond" w:cs="Cormorant Garamond"/>
       <w:color w:val="2E74B5"/>
     </w:rPr>
   </w:style>
@@ -3130,6 +3964,7 @@
     <w:next w:val="Normal"/>
     <w:qFormat/>
     <w:rPr>
+      <w:rFonts w:ascii="Cormorant Garamond" w:hAnsi="Cormorant Garamond" w:eastAsia="Cormorant Garamond" w:cs="Cormorant Garamond"/>
       <w:color w:val="1F4D78"/>
     </w:rPr>
   </w:style>

--- a/enonces/JUN_enonces.docx
+++ b/enonces/JUN_enonces.docx
@@ -4,7 +4,9 @@
   <w:body>
     <w:p>
       <w:pPr>
-        <w:spacing w:after="0"/>
+        <w:tabs>
+          <w:tab w:val="right" w:pos="9026"/>
+        </w:tabs>
       </w:pPr>
       <w:r>
         <w:drawing>
@@ -46,95 +48,112 @@
           </wp:inline>
         </w:drawing>
       </w:r>
-    </w:p>
-    <w:p>
-      <w:pPr>
-        <w:spacing w:after="120" w:before="700"/>
-        <w:jc w:val="center"/>
-      </w:pPr>
-      <w:r>
-        <w:rPr>
-          <w:color w:val="595959"/>
-          <w:sz w:val="26"/>
-          <w:szCs w:val="26"/>
-        </w:rPr>
-        <w:t xml:space="preserve">Programmation orientée objet — Java</w:t>
-      </w:r>
-    </w:p>
-    <w:p>
-      <w:pPr>
-        <w:spacing w:after="100"/>
-        <w:jc w:val="center"/>
-      </w:pPr>
-      <w:r>
-        <w:rPr>
+      <w:r>
+        <w:rPr>
+          <w:rFonts w:ascii="Calibri" w:cs="Calibri" w:eastAsia="Calibri" w:hAnsi="Calibri"/>
+          <w:sz w:val="36"/>
+          <w:szCs w:val="36"/>
+        </w:rPr>
+        <w:tab/>
+      </w:r>
+      <w:r>
+        <w:rPr>
+          <w:rFonts w:ascii="Calibri" w:cs="Calibri" w:eastAsia="Calibri" w:hAnsi="Calibri"/>
+          <w:color w:val="000000"/>
+          <w:sz w:val="36"/>
+          <w:szCs w:val="36"/>
+        </w:rPr>
+        <w:t xml:space="preserve">Année académique </w:t>
+      </w:r>
+      <w:r>
+        <w:rPr>
+          <w:rFonts w:ascii="Calibri" w:cs="Calibri" w:eastAsia="Calibri" w:hAnsi="Calibri"/>
           <w:b/>
           <w:bCs/>
-          <w:color w:val="1F4E79"/>
-          <w:sz w:val="52"/>
-          <w:szCs w:val="52"/>
-        </w:rPr>
-        <w:t xml:space="preserve">Thème JUN</w:t>
-      </w:r>
-    </w:p>
-    <w:p>
-      <w:pPr>
-        <w:spacing w:after="200"/>
+          <w:color w:val="000000"/>
+          <w:sz w:val="36"/>
+          <w:szCs w:val="36"/>
+        </w:rPr>
+        <w:t xml:space="preserve">2026-2027</w:t>
+      </w:r>
+    </w:p>
+    <w:p>
+      <w:pPr>
+        <w:spacing w:after="120" w:before="3900"/>
         <w:jc w:val="center"/>
       </w:pPr>
       <w:r>
         <w:rPr>
+          <w:rFonts w:ascii="Calibri" w:cs="Calibri" w:eastAsia="Calibri" w:hAnsi="Calibri"/>
+          <w:color w:val="000000"/>
+          <w:sz w:val="36"/>
+          <w:szCs w:val="36"/>
+        </w:rPr>
+        <w:t xml:space="preserve">Programmation orientée objet — Java</w:t>
+      </w:r>
+    </w:p>
+    <w:p>
+      <w:pPr>
+        <w:spacing w:after="100" w:before="0"/>
+        <w:jc w:val="center"/>
+      </w:pPr>
+      <w:r>
+        <w:rPr>
+          <w:rFonts w:ascii="Calibri" w:cs="Calibri" w:eastAsia="Calibri" w:hAnsi="Calibri"/>
           <w:b/>
           <w:bCs/>
-          <w:color w:val="1F4E79"/>
-          <w:sz w:val="32"/>
-          <w:szCs w:val="32"/>
+          <w:color w:val="000000"/>
+          <w:sz w:val="72"/>
+          <w:szCs w:val="72"/>
+        </w:rPr>
+        <w:t xml:space="preserve">Module JUN</w:t>
+      </w:r>
+    </w:p>
+    <w:p>
+      <w:pPr>
+        <w:spacing w:after="200" w:before="0"/>
+        <w:jc w:val="center"/>
+      </w:pPr>
+      <w:r>
+        <w:rPr>
+          <w:rFonts w:ascii="Calibri" w:cs="Calibri" w:eastAsia="Calibri" w:hAnsi="Calibri"/>
+          <w:b/>
+          <w:bCs/>
+          <w:color w:val="000000"/>
+          <w:sz w:val="40"/>
+          <w:szCs w:val="40"/>
         </w:rPr>
         <w:t xml:space="preserve">Tests unitaires avec JUnit</w:t>
       </w:r>
     </w:p>
     <w:p>
       <w:pPr>
-        <w:spacing w:after="800"/>
+        <w:spacing w:after="800" w:before="0"/>
         <w:jc w:val="center"/>
       </w:pPr>
       <w:r>
         <w:rPr>
-          <w:color w:val="595959"/>
-          <w:sz w:val="26"/>
-          <w:szCs w:val="26"/>
+          <w:rFonts w:ascii="Calibri" w:cs="Calibri" w:eastAsia="Calibri" w:hAnsi="Calibri"/>
+          <w:color w:val="000000"/>
+          <w:sz w:val="36"/>
+          <w:szCs w:val="36"/>
         </w:rPr>
         <w:t xml:space="preserve">Écrire ce qui dira, tout seul, que le code est cassé</w:t>
       </w:r>
     </w:p>
     <w:p>
       <w:pPr>
-        <w:keepNext w:val="false"/>
-        <w:spacing w:after="120"/>
+        <w:spacing w:after="120" w:before="5450"/>
         <w:jc w:val="center"/>
       </w:pPr>
       <w:r>
         <w:rPr>
-          <w:color w:val="595959"/>
-          <w:sz w:val="22"/>
-          <w:szCs w:val="22"/>
+          <w:rFonts w:ascii="Calibri" w:cs="Calibri" w:eastAsia="Calibri" w:hAnsi="Calibri"/>
+          <w:color w:val="000000"/>
+          <w:sz w:val="36"/>
+          <w:szCs w:val="36"/>
         </w:rPr>
         <w:t xml:space="preserve">EPHEC — Bachelier en informatique, niveau 2</w:t>
-      </w:r>
-    </w:p>
-    <w:p>
-      <w:pPr>
-        <w:keepNext w:val="false"/>
-        <w:spacing w:after="120"/>
-        <w:jc w:val="center"/>
-      </w:pPr>
-      <w:r>
-        <w:rPr>
-          <w:color w:val="595959"/>
-          <w:sz w:val="22"/>
-          <w:szCs w:val="22"/>
-        </w:rPr>
-        <w:t xml:space="preserve">Année académique 2026-2027</w:t>
       </w:r>
     </w:p>
     <w:p>
@@ -3718,7 +3737,7 @@
       <w:fldChar w:fldCharType="separate"/>
     </w:r>
     <w:r>
-      <w:t>6</w:t>
+      <w:t>7</w:t>
     </w:r>
     <w:r>
       <w:fldChar w:fldCharType="end"/>

--- a/enonces/JUN_enonces.docx
+++ b/enonces/JUN_enonces.docx
@@ -1873,7 +1873,7 @@
           <w:sz w:val="22"/>
           <w:szCs w:val="22"/>
         </w:rPr>
-        <w:t xml:space="preserve"> : ne rendez pas 0, n'attrapez rien.</w:t>
+        <w:t xml:space="preserve"> : ne retournez pas 0, n'attrapez rien.</w:t>
       </w:r>
     </w:p>
     <w:p>
@@ -1886,7 +1886,7 @@
           <w:sz w:val="22"/>
           <w:szCs w:val="22"/>
         </w:rPr>
-        <w:t xml:space="preserve">Ce second point mérite qu'on s'y arrête. Rendre 0 ferait passer une erreur pour un résultat, et le programme continuerait avec une valeur fausse. C'est exactement ce que CC-ERR.1 du mémento Clean Code proscrit.</w:t>
+        <w:t xml:space="preserve">Ce second point mérite qu'on s'y arrête. Retourner 0 ferait passer une erreur pour un résultat, et le programme continuerait avec une valeur fausse. C'est exactement ce que CC-ERR.1 du mémento Clean Code proscrit.</w:t>
       </w:r>
     </w:p>
     <w:p>
@@ -2342,7 +2342,7 @@
           <w:sz w:val="22"/>
           <w:szCs w:val="22"/>
         </w:rPr>
-        <w:t xml:space="preserve">, qui rend </w:t>
+        <w:t xml:space="preserve">, qui retourne </w:t>
       </w:r>
       <w:r>
         <w:rPr>

--- a/enonces/JUN_enonces.docx
+++ b/enonces/JUN_enonces.docx
@@ -2544,7 +2544,7 @@
                 <w:sz w:val="22"/>
                 <w:szCs w:val="22"/>
               </w:rPr>
-              <w:t xml:space="preserve">C'est le raisonnement qu'une classe de test met en œuvre, écrit à la main pour qu'on puisse le vérifier automatiquement. Chaque clause vérifiée correspond à ce que serait une méthode @Test.</w:t>
+              <w:t xml:space="preserve">C'est le raisonnement qu'une classe de test met en pratique, écrit à la main pour qu'on puisse le vérifier automatiquement. Chaque clause vérifiée correspond à ce que serait une méthode @Test.</w:t>
             </w:r>
           </w:p>
           <w:p>

--- a/enonces/JUN_enonces.docx
+++ b/enonces/JUN_enonces.docx
@@ -1429,7 +1429,23 @@
                 <w:sz w:val="22"/>
                 <w:szCs w:val="22"/>
               </w:rPr>
-              <w:t xml:space="preserve">C'est l'erreur la plus répandue dans les classes de test rendues à l'examen. Avant de considérer un test comme écrit, cherchez son assertion. Voir CC-TST.2 du mémento Clean Code.</w:t>
+              <w:t xml:space="preserve">C'est l'erreur la plus répandue dans les classes de test rendues à l'examen. Avant de considérer un test comme écrit, cherchez son assertion. Voir </w:t>
+            </w:r>
+            <w:r>
+              <w:rPr>
+                <w:rFonts w:ascii="Consolas" w:hAnsi="Consolas" w:cs="Consolas"/>
+                <w:color w:val="E97132" w:themeColor="accent2"/>
+                <w:sz w:val="18"/>
+                <w:szCs w:val="18"/>
+              </w:rPr>
+              <w:t xml:space="preserve">CC-TST.2</w:t>
+            </w:r>
+            <w:r>
+              <w:rPr>
+                <w:sz w:val="22"/>
+                <w:szCs w:val="22"/>
+              </w:rPr>
+              <w:t xml:space="preserve"> du mémento Clean Code.</w:t>
             </w:r>
           </w:p>
         </w:tc>
@@ -1886,7 +1902,23 @@
           <w:sz w:val="22"/>
           <w:szCs w:val="22"/>
         </w:rPr>
-        <w:t xml:space="preserve">Ce second point mérite qu'on s'y arrête. Retourner 0 ferait passer une erreur pour un résultat, et le programme continuerait avec une valeur fausse. C'est exactement ce que CC-ERR.1 du mémento Clean Code proscrit.</w:t>
+        <w:t xml:space="preserve">Ce second point mérite qu'on s'y arrête. Retourner 0 ferait passer une erreur pour un résultat, et le programme continuerait avec une valeur fausse. C'est exactement ce que </w:t>
+      </w:r>
+      <w:r>
+        <w:rPr>
+          <w:rFonts w:ascii="Consolas" w:hAnsi="Consolas" w:cs="Consolas"/>
+          <w:color w:val="E97132" w:themeColor="accent2"/>
+          <w:sz w:val="18"/>
+          <w:szCs w:val="18"/>
+        </w:rPr>
+        <w:t xml:space="preserve">CC-ERR.1</w:t>
+      </w:r>
+      <w:r>
+        <w:rPr>
+          <w:sz w:val="22"/>
+          <w:szCs w:val="22"/>
+        </w:rPr>
+        <w:t xml:space="preserve"> du mémento Clean Code proscrit.</w:t>
       </w:r>
     </w:p>
     <w:p>
@@ -2053,6 +2085,7 @@
           <w:color w:val="E97132" w:themeColor="accent2"/>
           <w:sz w:val="18"/>
           <w:szCs w:val="18"/>
+          <w:u w:val="none"/>
         </w:rPr>
         <w:t xml:space="preserve">CC-TST.2</w:t>
       </w:r>

--- a/enonces/JUN_enonces.docx
+++ b/enonces/JUN_enonces.docx
@@ -1036,8 +1036,8 @@
             <w:hyperlink w:history="1" w:anchor="ex-JUN-1">
               <w:r>
                 <w:rPr>
-                  <w:rFonts w:ascii="Consolas" w:cs="Consolas" w:eastAsia="Consolas" w:hAnsi="Consolas"/>
-                  <w:color w:val="2B6CB0"/>
+                  <w:rFonts w:ascii="Consolas" w:hAnsi="Consolas" w:cs="Consolas"/>
+                  <w:color w:val="0563C1"/>
                   <w:sz w:val="18"/>
                   <w:szCs w:val="18"/>
                   <w:u w:val="single"/>
@@ -1117,8 +1117,8 @@
             <w:hyperlink w:history="1" w:anchor="ex-JUN-2">
               <w:r>
                 <w:rPr>
-                  <w:rFonts w:ascii="Consolas" w:cs="Consolas" w:eastAsia="Consolas" w:hAnsi="Consolas"/>
-                  <w:color w:val="2B6CB0"/>
+                  <w:rFonts w:ascii="Consolas" w:hAnsi="Consolas" w:cs="Consolas"/>
+                  <w:color w:val="0563C1"/>
                   <w:sz w:val="18"/>
                   <w:szCs w:val="18"/>
                   <w:u w:val="single"/>
@@ -1198,8 +1198,8 @@
             <w:hyperlink w:history="1" w:anchor="ex-JUN-3">
               <w:r>
                 <w:rPr>
-                  <w:rFonts w:ascii="Consolas" w:cs="Consolas" w:eastAsia="Consolas" w:hAnsi="Consolas"/>
-                  <w:color w:val="2B6CB0"/>
+                  <w:rFonts w:ascii="Consolas" w:hAnsi="Consolas" w:cs="Consolas"/>
+                  <w:color w:val="0563C1"/>
                   <w:sz w:val="18"/>
                   <w:szCs w:val="18"/>
                   <w:u w:val="single"/>
@@ -1437,6 +1437,7 @@
                 <w:color w:val="E97132" w:themeColor="accent2"/>
                 <w:sz w:val="18"/>
                 <w:szCs w:val="18"/>
+                <w:u w:val="none"/>
               </w:rPr>
               <w:t xml:space="preserve">CC-TST.2</w:t>
             </w:r>
@@ -1910,6 +1911,7 @@
           <w:color w:val="E97132" w:themeColor="accent2"/>
           <w:sz w:val="18"/>
           <w:szCs w:val="18"/>
+          <w:u w:val="none"/>
         </w:rPr>
         <w:t xml:space="preserve">CC-ERR.1</w:t>
       </w:r>
